--- a/data/human_paras/human_para_133.docx
+++ b/data/human_paras/human_para_133.docx
@@ -4,7 +4,7 @@
   <w:body>
     <w:p>
       <w:r>
-        <w:t>Extraverted people (E) tend to be expressive, outgoing, and have strong intuition. They have a clear mindset and coordinate effectively with others. Next, I am susceptible (S) to the feelings and emotions of others. I usually give attention to small details and tend to focus on the thinking patterns of others. I am a realistic and practical person and have a traditional approach to ethical norms. I have scored high in thinking (T) and consider things rationally, easy-going, and standardized. My parents and peer have previously described these characteristics as a strict approach towards fairness and justice, which is why I want to start a business to support victims of rape. Then, I got a high score in judgment (J). Such people have a clear mind and tend to judge others quickly based on their body language. People who can judge others are highly systematic, organized, and achievement-oriented. Such people tend to achieve things quickly.</w:t>
+        <w:t>When I have conducted the Fisher Temperament Inventory test, my personality matched with Pro-social/Empathetic temperament. This temperament is mediated by specific neuro-transmitters oxytocin and estrogen. I have felt authentic connections with all the questions and have considered my personality differently. People who are pro-social and empathetic are sensitive, trustworthy, and expressive in their emotions.</w:t>
       </w:r>
     </w:p>
     <w:sectPr>
